--- a/chapter 2/Chapter 2 assignment - Answers.docx
+++ b/chapter 2/Chapter 2 assignment - Answers.docx
@@ -12,17 +12,10 @@
         <w:pStyle w:val="Heading1"/>
       </w:pPr>
       <w:r>
-        <w:t xml:space="preserve"> Chapter 2 assignment</w:t>
-      </w:r>
-      <w:r>
-        <w:t>– Answers</w:t>
-      </w:r>
-    </w:p>
-    <w:p>
-      <w:r>
-        <w:t>Shapes for 2.18 and 2.27 weren't in the file text, so I used the standard versions from the book.</w:t>
-      </w:r>
-    </w:p>
+        <w:t xml:space="preserve"> Chapter 2 assignment– Answers</w:t>
+      </w:r>
+    </w:p>
+    <w:p/>
     <w:p>
       <w:pPr>
         <w:pStyle w:val="Heading2"/>
@@ -174,10 +167,7 @@
     </w:p>
     <w:p>
       <w:r>
-        <w:t>a) Fa</w:t>
-      </w:r>
-      <w:r>
-        <w:t>lse. Comments are ignored by the compiler and do not print anything.</w:t>
+        <w:t>a) False. Comments are ignored by the compiler and do not print anything.</w:t>
       </w:r>
     </w:p>
     <w:p>
@@ -197,10 +187,7 @@
     </w:p>
     <w:p>
       <w:r>
-        <w:t>e) False. *, / and % have higher preced</w:t>
-      </w:r>
-      <w:r>
-        <w:t>ence than + and -.</w:t>
+        <w:t>e) False. *, / and % have higher precedence than + and -.</w:t>
       </w:r>
     </w:p>
     <w:p>
@@ -266,10 +253,7 @@
       </w:r>
       <w:r>
         <w:br/>
-        <w:t>System.out.printf("%s%n%s%n", "Th</w:t>
-      </w:r>
-      <w:r>
-        <w:t>is is a Java", "program");</w:t>
+        <w:t>System.out.printf("%s%n%s%n", "This is a Java", "program");</w:t>
       </w:r>
       <w:r>
         <w:br/>
@@ -308,10 +292,7 @@
       <w:bookmarkStart w:id="1" w:name="bongo_lang_java_2"/>
       <w:bookmarkEnd w:id="1"/>
       <w:r>
-        <w:t>if (c &lt;</w:t>
-      </w:r>
-      <w:r>
-        <w:t xml:space="preserve"> 7)</w:t>
+        <w:t>if (c &lt; 7)</w:t>
       </w:r>
       <w:r>
         <w:br/>
@@ -363,10 +344,7 @@
       </w:r>
       <w:r>
         <w:br/>
-        <w:t>//</w:t>
-      </w:r>
-      <w:r>
-        <w:t xml:space="preserve"> b)</w:t>
+        <w:t>// b)</w:t>
       </w:r>
       <w:r>
         <w:br/>
@@ -436,25 +414,14 @@
       </w:r>
       <w:r>
         <w:br/>
-        <w:t>System.out.print("En</w:t>
-      </w:r>
-      <w:r>
-        <w:t>ter third integer: ");</w:t>
-      </w:r>
-      <w:r>
-        <w:br/>
-      </w:r>
-      <w:r>
-        <w:br/>
-        <w:t xml:space="preserve">// </w:t>
-      </w:r>
-      <w:proofErr w:type="spellStart"/>
-      <w:r>
-        <w:t>i</w:t>
-      </w:r>
-      <w:proofErr w:type="spellEnd"/>
-      <w:r>
-        <w:t>)</w:t>
+        <w:t>System.out.print("Enter third integer: ");</w:t>
+      </w:r>
+      <w:r>
+        <w:br/>
+      </w:r>
+      <w:r>
+        <w:br/>
+        <w:t>// i)</w:t>
       </w:r>
       <w:r>
         <w:br/>
@@ -509,15 +476,11 @@
       </w:r>
       <w:r>
         <w:lastRenderedPageBreak/>
-        <w:br/>
         <w:t>public class Product {</w:t>
       </w:r>
       <w:r>
         <w:br/>
-        <w:t xml:space="preserve">   public s</w:t>
-      </w:r>
-      <w:r>
-        <w:t>tatic void main(String[] args) {</w:t>
+        <w:t xml:space="preserve">   public static void main(String[] args) {</w:t>
       </w:r>
       <w:r>
         <w:br/>
@@ -544,10 +507,7 @@
       </w:r>
       <w:r>
         <w:br/>
-        <w:t xml:space="preserve">      y = input.nextInt</w:t>
-      </w:r>
-      <w:r>
-        <w:t>();</w:t>
+        <w:t xml:space="preserve">      y = input.nextInt();</w:t>
       </w:r>
       <w:r>
         <w:br/>
@@ -732,10 +692,7 @@
     </w:p>
     <w:p>
       <w:r>
-        <w:t>c) False. Even with no parentheses, precedence decides the order (for example, * be</w:t>
-      </w:r>
-      <w:r>
-        <w:t>fore +).</w:t>
+        <w:t>c) False. Even with no parentheses, precedence decides the order (for example, * before +).</w:t>
       </w:r>
     </w:p>
     <w:p>
@@ -815,10 +772,7 @@
         <w:t>a)</w:t>
       </w:r>
       <w:r>
-        <w:t xml:space="preserve"> (p changes) a</w:t>
-      </w:r>
-      <w:r>
-        <w:t xml:space="preserve">nd </w:t>
+        <w:t xml:space="preserve"> (p changes) and </w:t>
       </w:r>
       <w:r>
         <w:rPr>
@@ -885,10 +839,7 @@
         <w:t>*</w:t>
       </w:r>
       <w:r>
-        <w:t xml:space="preserve"> (3 * 6 = </w:t>
-      </w:r>
-      <w:r>
-        <w:t xml:space="preserve">18), </w:t>
+        <w:t xml:space="preserve"> (3 * 6 = 18), </w:t>
       </w:r>
       <w:r>
         <w:rPr>
@@ -1109,12 +1060,15 @@
       </w:r>
       <w:r>
         <w:br/>
-      </w:r>
-      <w:r>
         <w:t xml:space="preserve">   public static void main (</w:t>
       </w:r>
-      <w:r>
-        <w:t>String[] args) {</w:t>
+      <w:proofErr w:type="gramStart"/>
+      <w:r>
+        <w:t>String[</w:t>
+      </w:r>
+      <w:proofErr w:type="gramEnd"/>
+      <w:r>
+        <w:t>] args) {</w:t>
       </w:r>
       <w:r>
         <w:br/>
@@ -1145,10 +1099,7 @@
       </w:r>
       <w:r>
         <w:br/>
-        <w:t xml:space="preserve">      System.out.println("</w:t>
-      </w:r>
-      <w:r>
-        <w:t>4");</w:t>
+        <w:t xml:space="preserve">      System.out.println("4");</w:t>
       </w:r>
       <w:r>
         <w:br/>
@@ -1163,13 +1114,8 @@
       </w:r>
       <w:r>
         <w:br/>
-        <w:t xml:space="preserve"> </w:t>
-      </w:r>
-      <w:proofErr w:type="gramStart"/>
-      <w:r>
-        <w:t xml:space="preserve">  }</w:t>
-      </w:r>
-      <w:proofErr w:type="gramEnd"/>
+        <w:t xml:space="preserve">   }</w:t>
+      </w:r>
       <w:r>
         <w:br/>
         <w:t>}</w:t>
@@ -1208,10 +1154,7 @@
       </w:r>
       <w:r>
         <w:lastRenderedPageBreak/>
-        <w:t xml:space="preserve">      Scanner input = new Sca</w:t>
-      </w:r>
-      <w:r>
-        <w:t>nner(System.in);</w:t>
+        <w:t xml:space="preserve">      Scanner input = new Scanner(System.in);</w:t>
       </w:r>
       <w:r>
         <w:br/>
@@ -1241,10 +1184,7 @@
       </w:r>
       <w:r>
         <w:br/>
-        <w:t xml:space="preserve">     </w:t>
-      </w:r>
-      <w:r>
-        <w:t xml:space="preserve"> System.out.printf("Product is %d%n", number1 * number2);</w:t>
+        <w:t xml:space="preserve">      System.out.printf("Product is %d%n", number1 * number2);</w:t>
       </w:r>
       <w:r>
         <w:br/>
@@ -1285,10 +1225,7 @@
       </w:r>
       <w:r>
         <w:br/>
-        <w:t>public cla</w:t>
-      </w:r>
-      <w:r>
-        <w:t>ss Compare {</w:t>
+        <w:t>public class Compare {</w:t>
       </w:r>
       <w:r>
         <w:br/>
@@ -1315,10 +1252,7 @@
       </w:r>
       <w:r>
         <w:br/>
-        <w:t xml:space="preserve">      int number</w:t>
-      </w:r>
-      <w:r>
-        <w:t>2 = input.nextInt();</w:t>
+        <w:t xml:space="preserve">      int number2 = input.nextInt();</w:t>
       </w:r>
       <w:r>
         <w:br/>
@@ -1329,15 +1263,7 @@
       </w:r>
       <w:r>
         <w:br/>
-        <w:t xml:space="preserve">         System.out.printf("%d is </w:t>
-      </w:r>
-      <w:proofErr w:type="spellStart"/>
-      <w:r>
-        <w:t>larger%n</w:t>
-      </w:r>
-      <w:proofErr w:type="spellEnd"/>
-      <w:r>
-        <w:t>", number1);</w:t>
+        <w:t xml:space="preserve">         System.out.printf("%d is larger%n", number1);</w:t>
       </w:r>
       <w:r>
         <w:br/>
@@ -1345,15 +1271,7 @@
       </w:r>
       <w:r>
         <w:br/>
-        <w:t xml:space="preserve">         System.out.printf("%d is </w:t>
-      </w:r>
-      <w:proofErr w:type="spellStart"/>
-      <w:r>
-        <w:t>larger%n</w:t>
-      </w:r>
-      <w:proofErr w:type="spellEnd"/>
-      <w:r>
-        <w:t>", number2);</w:t>
+        <w:t xml:space="preserve">         System.out.printf("%d is larger%n", number2);</w:t>
       </w:r>
       <w:r>
         <w:br/>
@@ -1361,10 +1279,7 @@
       </w:r>
       <w:r>
         <w:br/>
-        <w:t xml:space="preserve">         System.out.println("These n</w:t>
-      </w:r>
-      <w:r>
-        <w:t>umbers are equal");</w:t>
+        <w:t xml:space="preserve">         System.out.println("These numbers are equal");</w:t>
       </w:r>
       <w:r>
         <w:br/>
@@ -1397,15 +1312,7 @@
       </w:r>
       <w:r>
         <w:br/>
-        <w:t xml:space="preserve">public class </w:t>
-      </w:r>
-      <w:proofErr w:type="spellStart"/>
-      <w:r>
-        <w:t>ThreeNumbers</w:t>
-      </w:r>
-      <w:proofErr w:type="spellEnd"/>
-      <w:r>
-        <w:t xml:space="preserve"> {</w:t>
+        <w:t>public class ThreeNumbers {</w:t>
       </w:r>
       <w:r>
         <w:br/>
@@ -1420,10 +1327,7 @@
       </w:r>
       <w:r>
         <w:br/>
-        <w:t xml:space="preserve">      System.out.print("Input three d</w:t>
-      </w:r>
-      <w:r>
-        <w:t>ifferent integers: ");</w:t>
+        <w:t xml:space="preserve">      System.out.print("Input three different integers: ");</w:t>
       </w:r>
       <w:r>
         <w:br/>
@@ -1461,10 +1365,7 @@
       </w:r>
       <w:r>
         <w:br/>
-        <w:t xml:space="preserve">      </w:t>
-      </w:r>
-      <w:r>
-        <w:t>if (y &lt; smallest) smallest = y;</w:t>
+        <w:t xml:space="preserve">      if (y &lt; smallest) smallest = y;</w:t>
       </w:r>
       <w:r>
         <w:br/>
@@ -1497,10 +1398,7 @@
       </w:r>
       <w:r>
         <w:br/>
-        <w:t xml:space="preserve">      System.out.printf("Average is %d%n", a</w:t>
-      </w:r>
-      <w:r>
-        <w:t>verage);</w:t>
+        <w:t xml:space="preserve">      System.out.printf("Average is %d%n", average);</w:t>
       </w:r>
       <w:r>
         <w:br/>
@@ -1542,10 +1440,7 @@
       </w:r>
       <w:r>
         <w:br/>
-        <w:t xml:space="preserve">   public static void main(Str</w:t>
-      </w:r>
-      <w:r>
-        <w:t>ing[] args) {</w:t>
+        <w:t xml:space="preserve">   public static void main(String[] args) {</w:t>
       </w:r>
       <w:r>
         <w:br/>
@@ -1573,13 +1468,6 @@
       </w:r>
       <w:r>
         <w:br/>
-        <w:t xml:space="preserve">      System.out.println("*       </w:t>
-      </w:r>
-      <w:r>
-        <w:t>*");</w:t>
-      </w:r>
-      <w:r>
-        <w:br/>
         <w:t xml:space="preserve">      System.out.println("*       *");</w:t>
       </w:r>
       <w:r>
@@ -1588,6 +1476,10 @@
       </w:r>
       <w:r>
         <w:br/>
+        <w:t xml:space="preserve">      System.out.println("*       *");</w:t>
+      </w:r>
+      <w:r>
+        <w:br/>
         <w:t xml:space="preserve">      System.out.println("*********");</w:t>
       </w:r>
       <w:r>
@@ -1611,13 +1503,6 @@
       </w:r>
       <w:r>
         <w:br/>
-        <w:t xml:space="preserve">      System.out.</w:t>
-      </w:r>
-      <w:r>
-        <w:t>println("*     *");</w:t>
-      </w:r>
-      <w:r>
-        <w:br/>
         <w:t xml:space="preserve">      System.out.println("*     *");</w:t>
       </w:r>
       <w:r>
@@ -1626,6 +1511,10 @@
       </w:r>
       <w:r>
         <w:br/>
+        <w:t xml:space="preserve">      System.out.println("*     *");</w:t>
+      </w:r>
+      <w:r>
+        <w:br/>
         <w:t xml:space="preserve">      System.out.println(" *   * ");</w:t>
       </w:r>
       <w:r>
@@ -1649,10 +1538,7 @@
       </w:r>
       <w:r>
         <w:br/>
-        <w:t xml:space="preserve">      S</w:t>
-      </w:r>
-      <w:r>
-        <w:t>ystem.out.println("  ***  ");</w:t>
+        <w:t xml:space="preserve">      System.out.println("  ***  ");</w:t>
       </w:r>
       <w:r>
         <w:br/>
@@ -1683,10 +1569,7 @@
       </w:r>
       <w:r>
         <w:br/>
-        <w:t xml:space="preserve">      System.out.println("   *  </w:t>
-      </w:r>
-      <w:r>
-        <w:t xml:space="preserve"> ");</w:t>
+        <w:t xml:space="preserve">      System.out.println("   *   ");</w:t>
       </w:r>
       <w:r>
         <w:br/>
@@ -1749,10 +1632,7 @@
       </w:r>
       <w:r>
         <w:br/>
-        <w:t>*</w:t>
-      </w:r>
-      <w:r>
-        <w:t>***</w:t>
+        <w:t>****</w:t>
       </w:r>
       <w:r>
         <w:br/>
@@ -1882,15 +1762,7 @@
       </w:r>
       <w:r>
         <w:br/>
-        <w:t xml:space="preserve">public class </w:t>
-      </w:r>
-      <w:proofErr w:type="spellStart"/>
-      <w:r>
-        <w:t>LargestSmallest</w:t>
-      </w:r>
-      <w:proofErr w:type="spellEnd"/>
-      <w:r>
-        <w:t xml:space="preserve"> {</w:t>
+        <w:t>public class LargestSmallest {</w:t>
       </w:r>
       <w:r>
         <w:br/>
@@ -1921,10 +1793,7 @@
       </w:r>
       <w:r>
         <w:br/>
-        <w:t xml:space="preserve">      int d = input.ne</w:t>
-      </w:r>
-      <w:r>
-        <w:t>xtInt();</w:t>
+        <w:t xml:space="preserve">      int d = input.nextInt();</w:t>
       </w:r>
       <w:r>
         <w:br/>
@@ -1965,10 +1834,7 @@
       </w:r>
       <w:r>
         <w:br/>
-        <w:t xml:space="preserve">      if (b &lt; smallest)</w:t>
-      </w:r>
-      <w:r>
-        <w:t xml:space="preserve"> smallest = b;</w:t>
+        <w:t xml:space="preserve">      if (b &lt; smallest) smallest = b;</w:t>
       </w:r>
       <w:r>
         <w:br/>
@@ -2007,10 +1873,7 @@
         <w:pStyle w:val="Heading3"/>
       </w:pPr>
       <w:r>
-        <w:t>2.25 Odd or</w:t>
-      </w:r>
-      <w:r>
-        <w:t xml:space="preserve"> even</w:t>
+        <w:t>2.25 Odd or even</w:t>
       </w:r>
     </w:p>
     <w:p>
@@ -2035,15 +1898,7 @@
       </w:r>
       <w:r>
         <w:br/>
-        <w:t xml:space="preserve">public class </w:t>
-      </w:r>
-      <w:proofErr w:type="spellStart"/>
-      <w:r>
-        <w:t>OddEven</w:t>
-      </w:r>
-      <w:proofErr w:type="spellEnd"/>
-      <w:r>
-        <w:t xml:space="preserve"> {</w:t>
+        <w:t>public class OddEven {</w:t>
       </w:r>
       <w:r>
         <w:br/>
@@ -2073,15 +1928,7 @@
       </w:r>
       <w:r>
         <w:br/>
-        <w:t xml:space="preserve">         System.out.printf("%d is </w:t>
-      </w:r>
-      <w:proofErr w:type="spellStart"/>
-      <w:r>
-        <w:t>even%n</w:t>
-      </w:r>
-      <w:proofErr w:type="spellEnd"/>
-      <w:r>
-        <w:t>", number);</w:t>
+        <w:t xml:space="preserve">         System.out.printf("%d is even%n", number);</w:t>
       </w:r>
       <w:r>
         <w:br/>
@@ -2089,15 +1936,7 @@
       </w:r>
       <w:r>
         <w:br/>
-        <w:t xml:space="preserve">         System.out.printf("%d is </w:t>
-      </w:r>
-      <w:proofErr w:type="spellStart"/>
-      <w:r>
-        <w:t>odd%n</w:t>
-      </w:r>
-      <w:proofErr w:type="spellEnd"/>
-      <w:r>
-        <w:t>", number);</w:t>
+        <w:t xml:space="preserve">         System.out.printf("%d is odd%n", number);</w:t>
       </w:r>
       <w:r>
         <w:br/>
@@ -2138,10 +1977,7 @@
       </w:r>
       <w:r>
         <w:br/>
-        <w:t xml:space="preserve">      S</w:t>
-      </w:r>
-      <w:r>
-        <w:t>canner input = new Scanner(System.in);</w:t>
+        <w:t xml:space="preserve">      Scanner input = new Scanner(System.in);</w:t>
       </w:r>
       <w:r>
         <w:br/>
@@ -2171,10 +2007,7 @@
       </w:r>
       <w:r>
         <w:br/>
-        <w:t xml:space="preserve">        </w:t>
-      </w:r>
-      <w:r>
-        <w:t xml:space="preserve"> System.out.printf("%d is a multiple of %d%n", number1, number2);</w:t>
+        <w:t xml:space="preserve">         System.out.printf("%d is a multiple of %d%n", number1, number2);</w:t>
       </w:r>
       <w:r>
         <w:br/>
@@ -2235,10 +2068,7 @@
       </w:r>
       <w:r>
         <w:br/>
-        <w:t xml:space="preserve">  </w:t>
-      </w:r>
-      <w:r>
-        <w:t xml:space="preserve">    System.out.println("* * * * * * * *");</w:t>
+        <w:t xml:space="preserve">      System.out.println("* * * * * * * *");</w:t>
       </w:r>
       <w:r>
         <w:br/>
@@ -2276,43 +2106,47 @@
       <w:bookmarkStart w:id="15" w:name="bongo_lang_java_16"/>
       <w:bookmarkEnd w:id="15"/>
       <w:r>
-        <w:t xml:space="preserve">import </w:t>
+        <w:t>import java.util.Scanner;</w:t>
+      </w:r>
+      <w:r>
+        <w:br/>
+      </w:r>
+      <w:r>
+        <w:br/>
+        <w:t>public class Circle {</w:t>
+      </w:r>
+      <w:r>
+        <w:br/>
+        <w:t xml:space="preserve">   public static void </w:t>
+      </w:r>
+      <w:r>
+        <w:t>main (</w:t>
+      </w:r>
+      <w:r>
+        <w:t>String[] args) {</w:t>
+      </w:r>
+      <w:r>
+        <w:br/>
+        <w:t xml:space="preserve">      Scanner input = new Scanner(System.in);</w:t>
+      </w:r>
+      <w:r>
+        <w:br/>
+      </w:r>
+      <w:r>
+        <w:br/>
+        <w:t xml:space="preserve">      System.out.print("Enter the radius: ");</w:t>
+      </w:r>
+      <w:r>
+        <w:br/>
+        <w:t xml:space="preserve">      int radius = </w:t>
       </w:r>
       <w:proofErr w:type="gramStart"/>
       <w:r>
-        <w:t>java.util</w:t>
+        <w:t>input.nextInt</w:t>
       </w:r>
       <w:proofErr w:type="gramEnd"/>
       <w:r>
-        <w:t>.Scanner;</w:t>
-      </w:r>
-      <w:r>
-        <w:br/>
-      </w:r>
-      <w:r>
-        <w:br/>
-      </w:r>
-      <w:r>
-        <w:t>public class Circle {</w:t>
-      </w:r>
-      <w:r>
-        <w:br/>
-        <w:t xml:space="preserve">   public static void main(String[] args) {</w:t>
-      </w:r>
-      <w:r>
-        <w:br/>
-        <w:t xml:space="preserve">      Scanner input = new Scanner(System.in);</w:t>
-      </w:r>
-      <w:r>
-        <w:br/>
-      </w:r>
-      <w:r>
-        <w:br/>
-        <w:t xml:space="preserve">      System.out.print("Enter the radius: ");</w:t>
-      </w:r>
-      <w:r>
-        <w:br/>
-        <w:t xml:space="preserve">      int radius = input.nextInt();</w:t>
+        <w:t>();</w:t>
       </w:r>
       <w:r>
         <w:br/>
@@ -2323,46 +2157,11 @@
       </w:r>
       <w:r>
         <w:br/>
-        <w:t xml:space="preserve">   </w:t>
-      </w:r>
-      <w:r>
-        <w:t xml:space="preserve">   System.out.printf("Circumference is %</w:t>
-      </w:r>
-      <w:proofErr w:type="spellStart"/>
-      <w:r>
-        <w:t>f%n</w:t>
-      </w:r>
-      <w:proofErr w:type="spellEnd"/>
-      <w:r>
-        <w:t xml:space="preserve">", 2 * </w:t>
-      </w:r>
-      <w:proofErr w:type="spellStart"/>
-      <w:r>
-        <w:t>Math.PI</w:t>
-      </w:r>
-      <w:proofErr w:type="spellEnd"/>
-      <w:r>
-        <w:t xml:space="preserve"> * radius);</w:t>
-      </w:r>
-      <w:r>
-        <w:br/>
-        <w:t xml:space="preserve">      System.out.printf("Area is %</w:t>
-      </w:r>
-      <w:proofErr w:type="spellStart"/>
-      <w:r>
-        <w:t>f%n</w:t>
-      </w:r>
-      <w:proofErr w:type="spellEnd"/>
-      <w:r>
-        <w:t xml:space="preserve">", </w:t>
-      </w:r>
-      <w:proofErr w:type="spellStart"/>
-      <w:r>
-        <w:t>Math.PI</w:t>
-      </w:r>
-      <w:proofErr w:type="spellEnd"/>
-      <w:r>
-        <w:t xml:space="preserve"> * radius * radius);</w:t>
+        <w:t xml:space="preserve">      System.out.printf("Circumference is %f%n", 2 * Math.PI * radius);</w:t>
+      </w:r>
+      <w:r>
+        <w:br/>
+        <w:t xml:space="preserve">      System.out.printf("Area is %f%n", Math.PI * radius * radius);</w:t>
       </w:r>
       <w:r>
         <w:br/>
@@ -2388,15 +2187,7 @@
       <w:bookmarkStart w:id="16" w:name="bongo_lang_java_17"/>
       <w:bookmarkEnd w:id="16"/>
       <w:r>
-        <w:t xml:space="preserve">public class </w:t>
-      </w:r>
-      <w:proofErr w:type="spellStart"/>
-      <w:r>
-        <w:t>CharacterValues</w:t>
-      </w:r>
-      <w:proofErr w:type="spellEnd"/>
-      <w:r>
-        <w:t xml:space="preserve"> {</w:t>
+        <w:t>public class CharacterValues {</w:t>
       </w:r>
       <w:r>
         <w:br/>
@@ -2404,10 +2195,7 @@
       </w:r>
       <w:r>
         <w:br/>
-        <w:t xml:space="preserve">   </w:t>
-      </w:r>
-      <w:r>
-        <w:t xml:space="preserve">   System.out.printf("The character %c has the value %d%n", 'A', ((int) 'A'));</w:t>
+        <w:t xml:space="preserve">      System.out.printf("The character %c has the value %d%n", 'A', ((int) 'A'));</w:t>
       </w:r>
       <w:r>
         <w:br/>
@@ -2419,10 +2207,7 @@
       </w:r>
       <w:r>
         <w:br/>
-        <w:t xml:space="preserve">      System.</w:t>
-      </w:r>
-      <w:r>
-        <w:t>out.printf("The character %c has the value %d%n", 'a', ((int) 'a'));</w:t>
+        <w:t xml:space="preserve">      System.out.printf("The character %c has the value %d%n", 'a', ((int) 'a'));</w:t>
       </w:r>
       <w:r>
         <w:br/>
@@ -2434,10 +2219,7 @@
       </w:r>
       <w:r>
         <w:br/>
-        <w:t xml:space="preserve">      System.out.printf</w:t>
-      </w:r>
-      <w:r>
-        <w:t>("The character %c has the value %d%n", '0', ((int) '0'));</w:t>
+        <w:t xml:space="preserve">      System.out.printf("The character %c has the value %d%n", '0', ((int) '0'));</w:t>
       </w:r>
       <w:r>
         <w:br/>
@@ -2449,10 +2231,7 @@
       </w:r>
       <w:r>
         <w:br/>
-        <w:t xml:space="preserve">      System.out.printf("The char</w:t>
-      </w:r>
-      <w:r>
-        <w:t>acter %c has the value %d%n", '$', ((int) '$'));</w:t>
+        <w:t xml:space="preserve">      System.out.printf("The character %c has the value %d%n", '$', ((int) '$'));</w:t>
       </w:r>
       <w:r>
         <w:br/>
@@ -2464,10 +2243,7 @@
       </w:r>
       <w:r>
         <w:br/>
-        <w:t xml:space="preserve">      System.out.printf("The character %c h</w:t>
-      </w:r>
-      <w:r>
-        <w:t>as the value %d%n", '/', ((int) '/'));</w:t>
+        <w:t xml:space="preserve">      System.out.printf("The character %c has the value %d%n", '/', ((int) '/'));</w:t>
       </w:r>
       <w:r>
         <w:br/>
@@ -2502,10 +2278,7 @@
       <w:bookmarkStart w:id="17" w:name="bongo_lang_java_18"/>
       <w:bookmarkEnd w:id="17"/>
       <w:r>
-        <w:t>impor</w:t>
-      </w:r>
-      <w:r>
-        <w:t>t java.util.Scanner;</w:t>
+        <w:t>import java.util.Scanner;</w:t>
       </w:r>
       <w:r>
         <w:br/>
@@ -2541,10 +2314,7 @@
       </w:r>
       <w:r>
         <w:br/>
-        <w:t xml:space="preserve">      int digit1 = number / 1</w:t>
-      </w:r>
-      <w:r>
-        <w:t>0000;</w:t>
+        <w:t xml:space="preserve">      int digit1 = number / 10000;</w:t>
       </w:r>
       <w:r>
         <w:br/>
@@ -2579,10 +2349,7 @@
       </w:r>
       <w:r>
         <w:br/>
-        <w:t xml:space="preserve">      System.out.printf("%d </w:t>
-      </w:r>
-      <w:r>
-        <w:t xml:space="preserve">  %d   %d   %d   %d%n",</w:t>
+        <w:t xml:space="preserve">      System.out.printf("%d   %d   %d   %d   %d%n",</w:t>
       </w:r>
       <w:r>
         <w:br/>
@@ -2636,13 +2403,7 @@
         <w:rPr>
           <w:b/>
         </w:rPr>
-        <w:t>Fewer tha</w:t>
-      </w:r>
-      <w:r>
-        <w:rPr>
-          <w:b/>
-        </w:rPr>
-        <w:t>n five digits:</w:t>
+        <w:t>Fewer than five digits:</w:t>
       </w:r>
       <w:r>
         <w:t xml:space="preserve"> the leading digits come out as 0. For 123, the output is </w:t>
@@ -2672,268 +2433,59 @@
       <w:bookmarkStart w:id="18" w:name="bongo_lang_java_19"/>
       <w:bookmarkEnd w:id="18"/>
       <w:r>
-        <w:t xml:space="preserve">public class </w:t>
-      </w:r>
-      <w:proofErr w:type="spellStart"/>
-      <w:r>
-        <w:t>SquaresCubes</w:t>
-      </w:r>
-      <w:proofErr w:type="spellEnd"/>
-      <w:r>
-        <w:t xml:space="preserve"> {</w:t>
-      </w:r>
-      <w:r>
-        <w:br/>
-        <w:t xml:space="preserve">   public static void main(String[] args) {</w:t>
-      </w:r>
-      <w:r>
-        <w:br/>
-        <w:t xml:space="preserve">      System.out.println("number\</w:t>
-      </w:r>
-      <w:proofErr w:type="spellStart"/>
-      <w:r>
-        <w:t>tsquare</w:t>
-      </w:r>
-      <w:proofErr w:type="spellEnd"/>
-      <w:r>
-        <w:t>\</w:t>
-      </w:r>
-      <w:proofErr w:type="spellStart"/>
-      <w:r>
-        <w:t>tcube</w:t>
-      </w:r>
-      <w:proofErr w:type="spellEnd"/>
-      <w:r>
-        <w:t>");</w:t>
-      </w:r>
-      <w:r>
-        <w:br/>
-        <w:t xml:space="preserve">      Syste</w:t>
-      </w:r>
-      <w:r>
-        <w:t>m.out.printf("%d\</w:t>
-      </w:r>
-      <w:proofErr w:type="spellStart"/>
-      <w:r>
-        <w:t>t%d</w:t>
-      </w:r>
-      <w:proofErr w:type="spellEnd"/>
-      <w:r>
-        <w:t>\</w:t>
-      </w:r>
-      <w:proofErr w:type="spellStart"/>
-      <w:r>
-        <w:t>t%d%n</w:t>
-      </w:r>
-      <w:proofErr w:type="spellEnd"/>
-      <w:r>
-        <w:t>", 0, 0 * 0, 0 * 0 * 0);</w:t>
-      </w:r>
-      <w:r>
-        <w:br/>
-        <w:t xml:space="preserve">      System.out.printf("%d\</w:t>
-      </w:r>
-      <w:proofErr w:type="spellStart"/>
-      <w:r>
-        <w:t>t%d</w:t>
-      </w:r>
-      <w:proofErr w:type="spellEnd"/>
-      <w:r>
-        <w:t>\</w:t>
-      </w:r>
-      <w:proofErr w:type="spellStart"/>
-      <w:r>
-        <w:t>t%d%n</w:t>
-      </w:r>
-      <w:proofErr w:type="spellEnd"/>
-      <w:r>
-        <w:t>", 1, 1 * 1, 1 * 1 * 1);</w:t>
-      </w:r>
-      <w:r>
-        <w:br/>
-        <w:t xml:space="preserve">      System.out.printf("%d\</w:t>
-      </w:r>
-      <w:proofErr w:type="spellStart"/>
-      <w:r>
-        <w:t>t%d</w:t>
-      </w:r>
-      <w:proofErr w:type="spellEnd"/>
-      <w:r>
-        <w:t>\</w:t>
-      </w:r>
-      <w:proofErr w:type="spellStart"/>
-      <w:r>
-        <w:t>t%d%n</w:t>
-      </w:r>
-      <w:proofErr w:type="spellEnd"/>
-      <w:r>
-        <w:t>", 2, 2 * 2, 2 * 2 * 2);</w:t>
-      </w:r>
-      <w:r>
-        <w:br/>
-        <w:t xml:space="preserve">      System.out.printf("%d\</w:t>
-      </w:r>
-      <w:proofErr w:type="spellStart"/>
-      <w:r>
-        <w:t>t%d</w:t>
-      </w:r>
-      <w:proofErr w:type="spellEnd"/>
-      <w:r>
-        <w:t>\</w:t>
-      </w:r>
-      <w:proofErr w:type="spellStart"/>
-      <w:r>
-        <w:t>t%d%n</w:t>
-      </w:r>
-      <w:proofErr w:type="spellEnd"/>
-      <w:r>
-        <w:t>", 3, 3 * 3, 3 * 3 * 3);</w:t>
-      </w:r>
-      <w:r>
-        <w:br/>
-        <w:t xml:space="preserve">      System.out.pr</w:t>
-      </w:r>
-      <w:r>
-        <w:t>intf("%d\</w:t>
-      </w:r>
-      <w:proofErr w:type="spellStart"/>
-      <w:r>
-        <w:t>t%d</w:t>
-      </w:r>
-      <w:proofErr w:type="spellEnd"/>
-      <w:r>
-        <w:t>\</w:t>
-      </w:r>
-      <w:proofErr w:type="spellStart"/>
-      <w:r>
-        <w:t>t%d%n</w:t>
-      </w:r>
-      <w:proofErr w:type="spellEnd"/>
-      <w:r>
-        <w:t>", 4, 4 * 4, 4 * 4 * 4);</w:t>
-      </w:r>
-      <w:r>
-        <w:br/>
-        <w:t xml:space="preserve">      System.out.printf("%d\</w:t>
-      </w:r>
-      <w:proofErr w:type="spellStart"/>
-      <w:r>
-        <w:t>t%d</w:t>
-      </w:r>
-      <w:proofErr w:type="spellEnd"/>
-      <w:r>
-        <w:t>\</w:t>
-      </w:r>
-      <w:proofErr w:type="spellStart"/>
-      <w:r>
-        <w:t>t%d%n</w:t>
-      </w:r>
-      <w:proofErr w:type="spellEnd"/>
-      <w:r>
-        <w:t>", 5, 5 * 5, 5 * 5 * 5);</w:t>
-      </w:r>
-      <w:r>
-        <w:br/>
-        <w:t xml:space="preserve">      System.out.printf("%d\</w:t>
-      </w:r>
-      <w:proofErr w:type="spellStart"/>
-      <w:r>
-        <w:t>t%d</w:t>
-      </w:r>
-      <w:proofErr w:type="spellEnd"/>
-      <w:r>
-        <w:t>\</w:t>
-      </w:r>
-      <w:proofErr w:type="spellStart"/>
-      <w:r>
-        <w:t>t%d%n</w:t>
-      </w:r>
-      <w:proofErr w:type="spellEnd"/>
-      <w:r>
-        <w:t>", 6, 6 * 6, 6 * 6 * 6);</w:t>
-      </w:r>
-      <w:r>
-        <w:br/>
-        <w:t xml:space="preserve">      System.out.printf("%d\</w:t>
-      </w:r>
-      <w:proofErr w:type="spellStart"/>
-      <w:r>
-        <w:t>t%d</w:t>
-      </w:r>
-      <w:proofErr w:type="spellEnd"/>
-      <w:r>
-        <w:t>\</w:t>
-      </w:r>
-      <w:proofErr w:type="spellStart"/>
-      <w:r>
-        <w:t>t%d%n</w:t>
-      </w:r>
-      <w:proofErr w:type="spellEnd"/>
-      <w:r>
-        <w:t>", 7, 7 * 7, 7 * 7 * 7);</w:t>
-      </w:r>
-      <w:r>
-        <w:br/>
-        <w:t xml:space="preserve">      System.out.printf("%d</w:t>
-      </w:r>
-      <w:r>
-        <w:t>\</w:t>
-      </w:r>
-      <w:proofErr w:type="spellStart"/>
-      <w:r>
-        <w:t>t%d</w:t>
-      </w:r>
-      <w:proofErr w:type="spellEnd"/>
-      <w:r>
-        <w:t>\</w:t>
-      </w:r>
-      <w:proofErr w:type="spellStart"/>
-      <w:r>
-        <w:t>t%d%n</w:t>
-      </w:r>
-      <w:proofErr w:type="spellEnd"/>
-      <w:r>
-        <w:t>", 8, 8 * 8, 8 * 8 * 8);</w:t>
-      </w:r>
-      <w:r>
-        <w:br/>
-        <w:t xml:space="preserve">      System.out.printf("%d\</w:t>
-      </w:r>
-      <w:proofErr w:type="spellStart"/>
-      <w:r>
-        <w:t>t%d</w:t>
-      </w:r>
-      <w:proofErr w:type="spellEnd"/>
-      <w:r>
-        <w:t>\</w:t>
-      </w:r>
-      <w:proofErr w:type="spellStart"/>
-      <w:r>
-        <w:t>t%d%n</w:t>
-      </w:r>
-      <w:proofErr w:type="spellEnd"/>
-      <w:r>
-        <w:t>", 9, 9 * 9, 9 * 9 * 9);</w:t>
-      </w:r>
-      <w:r>
-        <w:br/>
-        <w:t xml:space="preserve">      System.out.printf("%d\</w:t>
-      </w:r>
-      <w:proofErr w:type="spellStart"/>
-      <w:r>
-        <w:t>t%d</w:t>
-      </w:r>
-      <w:proofErr w:type="spellEnd"/>
-      <w:r>
-        <w:t>\</w:t>
-      </w:r>
-      <w:proofErr w:type="spellStart"/>
-      <w:r>
-        <w:t>t%d%n</w:t>
-      </w:r>
-      <w:proofErr w:type="spellEnd"/>
-      <w:r>
-        <w:t>", 10, 10 * 10, 10 * 10 * 10);</w:t>
+        <w:t>public class SquaresCubes {</w:t>
+      </w:r>
+      <w:r>
+        <w:br/>
+        <w:t xml:space="preserve">   public static void main(String[] args){</w:t>
+      </w:r>
+      <w:r>
+        <w:br/>
+        <w:t xml:space="preserve">      System.out.println("number\tsquare\tcube");</w:t>
+      </w:r>
+      <w:r>
+        <w:br/>
+        <w:t xml:space="preserve">      System.out.printf("%d\t%d\t%d%n", 0, 0 * 0, 0 * 0 * 0);</w:t>
+      </w:r>
+      <w:r>
+        <w:br/>
+        <w:t xml:space="preserve">      System.out.printf("%d\t%d\t%d%n", 1, 1 * 1, 1 * 1 * 1);</w:t>
+      </w:r>
+      <w:r>
+        <w:br/>
+        <w:t xml:space="preserve">      System.out.printf("%d\t%d\t%d%n", 2, 2 * 2, 2 * 2 * 2);</w:t>
+      </w:r>
+      <w:r>
+        <w:br/>
+        <w:t xml:space="preserve">      System.out.printf("%d\t%d\t%d%n", 3, 3 * 3, 3 * 3 * 3);</w:t>
+      </w:r>
+      <w:r>
+        <w:br/>
+        <w:t xml:space="preserve">      System.out.printf("%d\t%d\t%d%n", 4, 4 * 4, 4 * 4 * 4);</w:t>
+      </w:r>
+      <w:r>
+        <w:br/>
+        <w:t xml:space="preserve">      System.out.printf("%d\t%d\t%d%n", 5, 5 * 5, 5 * 5 * 5);</w:t>
+      </w:r>
+      <w:r>
+        <w:br/>
+        <w:t xml:space="preserve">      System.out.printf("%d\t%d\t%d%n", 6, 6 * 6, 6 * 6 * 6);</w:t>
+      </w:r>
+      <w:r>
+        <w:br/>
+        <w:t xml:space="preserve">      System.out.printf("%d\t%d\t%d%n", 7, 7 * 7, 7 * 7 * 7);</w:t>
+      </w:r>
+      <w:r>
+        <w:br/>
+        <w:t xml:space="preserve">      System.out.printf("%d\t%d\t%d%n", 8, 8 * 8, 8 * 8 * 8);</w:t>
+      </w:r>
+      <w:r>
+        <w:br/>
+        <w:t xml:space="preserve">      System.out.printf("%d\t%d\t%d%n", 9, 9 * 9, 9 * 9 * 9);</w:t>
+      </w:r>
+      <w:r>
+        <w:br/>
+        <w:t xml:space="preserve">      System.out.printf("%d\t%d\t%d%n", 10, 10 * 10, 10 * 10 * 10);</w:t>
       </w:r>
       <w:r>
         <w:br/>
@@ -2966,18 +2518,7 @@
       </w:r>
       <w:r>
         <w:br/>
-        <w:t xml:space="preserve">public class </w:t>
-      </w:r>
-      <w:proofErr w:type="spellStart"/>
-      <w:r>
-        <w:t>Coun</w:t>
-      </w:r>
-      <w:r>
-        <w:t>tSigns</w:t>
-      </w:r>
-      <w:proofErr w:type="spellEnd"/>
-      <w:r>
-        <w:t xml:space="preserve"> {</w:t>
+        <w:t>public class CountSigns {</w:t>
       </w:r>
       <w:r>
         <w:br/>
@@ -3007,10 +2548,7 @@
       </w:r>
       <w:r>
         <w:br/>
-        <w:t xml:space="preserve">      int n2 = input.nextIn</w:t>
-      </w:r>
-      <w:r>
-        <w:t>t();</w:t>
+        <w:t xml:space="preserve">      int n2 = input.nextInt();</w:t>
       </w:r>
       <w:r>
         <w:br/>
@@ -3044,10 +2582,7 @@
       </w:r>
       <w:r>
         <w:br/>
-        <w:t xml:space="preserve">      if (n2 &lt; 0) negative = ne</w:t>
-      </w:r>
-      <w:r>
-        <w:t>gative + 1;</w:t>
+        <w:t xml:space="preserve">      if (n2 &lt; 0) negative = negative + 1;</w:t>
       </w:r>
       <w:r>
         <w:br/>
@@ -3077,10 +2612,7 @@
       </w:r>
       <w:r>
         <w:br/>
-        <w:t xml:space="preserve">      if (n4 &lt; 0) negative = negative + 1</w:t>
-      </w:r>
-      <w:r>
-        <w:t>;</w:t>
+        <w:t xml:space="preserve">      if (n4 &lt; 0) negative = negative + 1;</w:t>
       </w:r>
       <w:r>
         <w:br/>
@@ -3110,10 +2642,7 @@
       </w:r>
       <w:r>
         <w:br/>
-        <w:t xml:space="preserve">      System.out.printf("Negative: %d%n", negative)</w:t>
-      </w:r>
-      <w:r>
-        <w:t>;</w:t>
+        <w:t xml:space="preserve">      System.out.printf("Negative: %d%n", negative);</w:t>
       </w:r>
       <w:r>
         <w:br/>
@@ -3167,8 +2696,6 @@
       </w:r>
       <w:r>
         <w:br/>
-      </w:r>
-      <w:r>
         <w:t>public class BMI {</w:t>
       </w:r>
       <w:r>
@@ -3196,48 +2723,21 @@
       </w:r>
       <w:r>
         <w:br/>
-        <w:t xml:space="preserve">      </w:t>
-      </w:r>
-      <w:r>
-        <w:t>int height = input.nextInt();</w:t>
-      </w:r>
-      <w:r>
-        <w:br/>
-      </w:r>
-      <w:r>
-        <w:br/>
-        <w:t xml:space="preserve">      int </w:t>
-      </w:r>
-      <w:proofErr w:type="spellStart"/>
-      <w:r>
-        <w:t>bmi</w:t>
-      </w:r>
-      <w:proofErr w:type="spellEnd"/>
-      <w:r>
-        <w:t xml:space="preserve"> = weight * 703 / (height * height);</w:t>
-      </w:r>
-      <w:r>
-        <w:br/>
-      </w:r>
-      <w:r>
-        <w:br/>
-        <w:t xml:space="preserve">      System.out.printf("Your BMI is %</w:t>
-      </w:r>
-      <w:proofErr w:type="spellStart"/>
-      <w:r>
-        <w:t>d%n%n</w:t>
-      </w:r>
-      <w:proofErr w:type="spellEnd"/>
-      <w:r>
-        <w:t xml:space="preserve">", </w:t>
-      </w:r>
-      <w:proofErr w:type="spellStart"/>
-      <w:r>
-        <w:t>bmi</w:t>
-      </w:r>
-      <w:proofErr w:type="spellEnd"/>
-      <w:r>
-        <w:t>);</w:t>
+        <w:t xml:space="preserve">      int height = input.nextInt();</w:t>
+      </w:r>
+      <w:r>
+        <w:br/>
+      </w:r>
+      <w:r>
+        <w:br/>
+        <w:t xml:space="preserve">      int bmi = weight * 703 / (height * height);</w:t>
+      </w:r>
+      <w:r>
+        <w:br/>
+      </w:r>
+      <w:r>
+        <w:br/>
+        <w:t xml:space="preserve">      System.out.printf("Your BMI is %d%n%n", bmi);</w:t>
       </w:r>
       <w:r>
         <w:br/>
@@ -3249,10 +2749,7 @@
       </w:r>
       <w:r>
         <w:br/>
-        <w:t xml:space="preserve">      System.out.println(</w:t>
-      </w:r>
-      <w:r>
-        <w:t>"Normal:      between 18.5 and 24.9");</w:t>
+        <w:t xml:space="preserve">      System.out.println("Normal:      between 18.5 and 24.9");</w:t>
       </w:r>
       <w:r>
         <w:br/>
@@ -3284,10 +2781,7 @@
     </w:p>
     <w:p>
       <w:r>
-        <w:t>You enter the current population and growth rate yourself (look</w:t>
-      </w:r>
-      <w:r>
-        <w:t xml:space="preserve"> them up online first). Example inputs: population 8,000,000,000 and rate 1 (%).</w:t>
+        <w:t>You enter the current population and growth rate yourself (look them up online first). Example inputs: population 8,000,000,000 and rate 1 (%).</w:t>
       </w:r>
     </w:p>
     <w:p>
@@ -3319,22 +2813,11 @@
       </w:r>
       <w:r>
         <w:br/>
-        <w:t xml:space="preserve">      System.out.print("Enter c</w:t>
-      </w:r>
-      <w:r>
-        <w:t>urrent world population: ");</w:t>
-      </w:r>
-      <w:r>
-        <w:br/>
-        <w:t xml:space="preserve">      long population = </w:t>
-      </w:r>
-      <w:proofErr w:type="spellStart"/>
-      <w:r>
-        <w:t>input.nextLong</w:t>
-      </w:r>
-      <w:proofErr w:type="spellEnd"/>
-      <w:r>
-        <w:t>();</w:t>
+        <w:t xml:space="preserve">      System.out.print("Enter current world population: ");</w:t>
+      </w:r>
+      <w:r>
+        <w:br/>
+        <w:t xml:space="preserve">      long population = input.nextLong();</w:t>
       </w:r>
       <w:r>
         <w:br/>
@@ -3353,10 +2836,7 @@
       </w:r>
       <w:r>
         <w:br/>
-        <w:t xml:space="preserve">      long year2 = year1 + ye</w:t>
-      </w:r>
-      <w:r>
-        <w:t>ar1 * rate / 100;</w:t>
+        <w:t xml:space="preserve">      long year2 = year1 + year1 * rate / 100;</w:t>
       </w:r>
       <w:r>
         <w:br/>
@@ -3379,10 +2859,7 @@
       </w:r>
       <w:r>
         <w:br/>
-        <w:t xml:space="preserve">      System.out.printf("After 2 years: %</w:t>
-      </w:r>
-      <w:r>
-        <w:t>d%n", year2);</w:t>
+        <w:t xml:space="preserve">      System.out.printf("After 2 years: %d%n", year2);</w:t>
       </w:r>
       <w:r>
         <w:br/>
@@ -3425,10 +2902,7 @@
         <w:t>long</w:t>
       </w:r>
       <w:r>
-        <w:t>. If your cl</w:t>
-      </w:r>
-      <w:r>
-        <w:t xml:space="preserve">ass hasn't covered </w:t>
+        <w:t xml:space="preserve">. If your class hasn't covered </w:t>
       </w:r>
       <w:r>
         <w:rPr>
@@ -3462,15 +2936,7 @@
       </w:r>
       <w:r>
         <w:br/>
-        <w:t xml:space="preserve">public class </w:t>
-      </w:r>
-      <w:proofErr w:type="spellStart"/>
-      <w:r>
-        <w:t>CarPool</w:t>
-      </w:r>
-      <w:proofErr w:type="spellEnd"/>
-      <w:r>
-        <w:t xml:space="preserve"> {</w:t>
+        <w:t>public class CarPool {</w:t>
       </w:r>
       <w:r>
         <w:br/>
@@ -3485,10 +2951,7 @@
       </w:r>
       <w:r>
         <w:br/>
-        <w:t xml:space="preserve">      System.out.</w:t>
-      </w:r>
-      <w:r>
-        <w:t>print("Total miles driven per day: ");</w:t>
+        <w:t xml:space="preserve">      System.out.print("Total miles driven per day: ");</w:t>
       </w:r>
       <w:r>
         <w:br/>
@@ -3500,23 +2963,7 @@
       </w:r>
       <w:r>
         <w:br/>
-        <w:t xml:space="preserve">      double </w:t>
-      </w:r>
-      <w:proofErr w:type="spellStart"/>
-      <w:r>
-        <w:t>gasCost</w:t>
-      </w:r>
-      <w:proofErr w:type="spellEnd"/>
-      <w:r>
-        <w:t xml:space="preserve"> = </w:t>
-      </w:r>
-      <w:proofErr w:type="spellStart"/>
-      <w:r>
-        <w:t>input.nextDouble</w:t>
-      </w:r>
-      <w:proofErr w:type="spellEnd"/>
-      <w:r>
-        <w:t>();</w:t>
+        <w:t xml:space="preserve">      double gasCost = input.nextDouble();</w:t>
       </w:r>
       <w:r>
         <w:br/>
@@ -3524,10 +2971,7 @@
       </w:r>
       <w:r>
         <w:br/>
-        <w:t xml:space="preserve">      int mpg = input.nextIn</w:t>
-      </w:r>
-      <w:r>
-        <w:t>t();</w:t>
+        <w:t xml:space="preserve">      int mpg = input.nextInt();</w:t>
       </w:r>
       <w:r>
         <w:br/>
@@ -3535,15 +2979,7 @@
       </w:r>
       <w:r>
         <w:br/>
-        <w:t xml:space="preserve">      double parking = </w:t>
-      </w:r>
-      <w:proofErr w:type="spellStart"/>
-      <w:r>
-        <w:t>input.nextDouble</w:t>
-      </w:r>
-      <w:proofErr w:type="spellEnd"/>
-      <w:r>
-        <w:t>();</w:t>
+        <w:t xml:space="preserve">      double parking = input.nextDouble();</w:t>
       </w:r>
       <w:r>
         <w:br/>
@@ -3551,15 +2987,7 @@
       </w:r>
       <w:r>
         <w:br/>
-        <w:t xml:space="preserve">      double tolls = </w:t>
-      </w:r>
-      <w:proofErr w:type="spellStart"/>
-      <w:r>
-        <w:t>input.nextDouble</w:t>
-      </w:r>
-      <w:proofErr w:type="spellEnd"/>
-      <w:r>
-        <w:t>();</w:t>
+        <w:t xml:space="preserve">      double tolls = input.nextDouble();</w:t>
       </w:r>
       <w:r>
         <w:br/>
@@ -3567,41 +2995,14 @@
       <w:r>
         <w:lastRenderedPageBreak/>
         <w:br/>
-        <w:t xml:space="preserve">      double </w:t>
-      </w:r>
-      <w:proofErr w:type="spellStart"/>
-      <w:r>
-        <w:t>dailyCost</w:t>
-      </w:r>
-      <w:proofErr w:type="spellEnd"/>
-      <w:r>
-        <w:t xml:space="preserve"> = (miles / (double) mpg) * </w:t>
-      </w:r>
-      <w:proofErr w:type="spellStart"/>
-      <w:r>
-        <w:t>gasCost</w:t>
-      </w:r>
-      <w:proofErr w:type="spellEnd"/>
-      <w:r>
-        <w:t xml:space="preserve"> + parking + tol</w:t>
-      </w:r>
-      <w:r>
-        <w:t>ls;</w:t>
-      </w:r>
-      <w:r>
-        <w:br/>
-      </w:r>
-      <w:r>
-        <w:br/>
-        <w:t xml:space="preserve">      System.out.printf("Your cost of driving per day is $%.2f%n", </w:t>
-      </w:r>
-      <w:proofErr w:type="spellStart"/>
-      <w:r>
-        <w:t>dailyCost</w:t>
-      </w:r>
-      <w:proofErr w:type="spellEnd"/>
-      <w:r>
-        <w:t>);</w:t>
+        <w:t xml:space="preserve">      double dailyCost = (miles / (double) mpg) * gasCost + parking + tolls;</w:t>
+      </w:r>
+      <w:r>
+        <w:br/>
+      </w:r>
+      <w:r>
+        <w:br/>
+        <w:t xml:space="preserve">      System.out.printf("Your cost of driving per day is $%.2f%n", dailyCost);</w:t>
       </w:r>
       <w:r>
         <w:br/>
@@ -3612,37 +3013,7 @@
         <w:t>}</w:t>
       </w:r>
     </w:p>
-    <w:p>
-      <w:r>
-        <w:t xml:space="preserve">Note: </w:t>
-      </w:r>
-      <w:proofErr w:type="gramStart"/>
-      <w:r>
-        <w:t>this one uses</w:t>
-      </w:r>
-      <w:proofErr w:type="gramEnd"/>
-      <w:r>
-        <w:t xml:space="preserve"> </w:t>
-      </w:r>
-      <w:r>
-        <w:rPr>
-          <w:rStyle w:val="CodeChar"/>
-        </w:rPr>
-        <w:t>double</w:t>
-      </w:r>
-      <w:r>
-        <w:t xml:space="preserve">, which the book covers in Chapter 3. If you must stick to Chapter 2 techniques, use </w:t>
-      </w:r>
-      <w:r>
-        <w:rPr>
-          <w:rStyle w:val="CodeChar"/>
-        </w:rPr>
-        <w:t>int</w:t>
-      </w:r>
-      <w:r>
-        <w:t xml:space="preserve"> values for everything.</w:t>
-      </w:r>
-    </w:p>
+    <w:p/>
     <w:sectPr>
       <w:pgSz w:w="12240" w:h="15840"/>
       <w:pgMar w:top="1440" w:right="1440" w:bottom="1440" w:left="1440" w:header="720" w:footer="720" w:gutter="0"/>
